--- a/week6/Stage_3_SmartCare_v03_Domain_Model_Workbook.docx
+++ b/week6/Stage_3_SmartCare_v03_Domain_Model_Workbook.docx
@@ -1,6 +1,6 @@
 
 <file path=word/document.xml><?xml version="1.0" encoding="utf-8"?>
-<w:document xmlns:wpc="http://schemas.microsoft.com/office/word/2010/wordprocessingCanvas" xmlns:cx="http://schemas.microsoft.com/office/drawing/2014/chartex" xmlns:cx1="http://schemas.microsoft.com/office/drawing/2015/9/8/chartex" xmlns:cx2="http://schemas.microsoft.com/office/drawing/2015/10/21/chartex" xmlns:cx3="http://schemas.microsoft.com/office/drawing/2016/5/9/chartex" xmlns:cx4="http://schemas.microsoft.com/office/drawing/2016/5/10/chartex" xmlns:cx5="http://schemas.microsoft.com/office/drawing/2016/5/11/chartex" xmlns:cx6="http://schemas.microsoft.com/office/drawing/2016/5/12/chartex" xmlns:cx7="http://schemas.microsoft.com/office/drawing/2016/5/13/chartex" xmlns:cx8="http://schemas.microsoft.com/office/drawing/2016/5/14/chartex" xmlns:mc="http://schemas.openxmlformats.org/markup-compatibility/2006" xmlns:aink="http://schemas.microsoft.com/office/drawing/2016/ink" xmlns:am3d="http://schemas.microsoft.com/office/drawing/2017/model3d" xmlns:o="urn:schemas-microsoft-com:office:office" xmlns:oel="http://schemas.microsoft.com/office/2019/extlst" xmlns:r="http://schemas.openxmlformats.org/officeDocument/2006/relationships" xmlns:m="http://schemas.openxmlformats.org/officeDocument/2006/math" xmlns:v="urn:schemas-microsoft-com:vml" xmlns:wp14="http://schemas.microsoft.com/office/word/2010/wordprocessingDrawing" xmlns:wp="http://schemas.openxmlformats.org/drawingml/2006/wordprocessingDrawing" xmlns:w10="urn:schemas-microsoft-com:office:word" xmlns:w="http://schemas.openxmlformats.org/wordprocessingml/2006/main" xmlns:w14="http://schemas.microsoft.com/office/word/2010/wordml" xmlns:w15="http://schemas.microsoft.com/office/word/2012/wordml" xmlns:w16cei="http://schemas.microsoft.com/office/word/2026/wordml/cei" xmlns:w16cex="http://schemas.microsoft.com/office/word/2018/wordml/cex" xmlns:w16cid="http://schemas.microsoft.com/office/word/2016/wordml/cid" xmlns:w16="http://schemas.microsoft.com/office/word/2018/wordml" xmlns:w16du="http://schemas.microsoft.com/office/word/2023/wordml/word16du" xmlns:w16sdtdh="http://schemas.microsoft.com/office/word/2020/wordml/sdtdatahash" xmlns:w16sdtfl="http://schemas.microsoft.com/office/word/2024/wordml/sdtformatlock" xmlns:w16se="http://schemas.microsoft.com/office/word/2015/wordml/symex" xmlns:wpg="http://schemas.microsoft.com/office/word/2010/wordprocessingGroup" xmlns:wpi="http://schemas.microsoft.com/office/word/2010/wordprocessingInk" xmlns:wne="http://schemas.microsoft.com/office/word/2006/wordml" xmlns:wps="http://schemas.microsoft.com/office/word/2010/wordprocessingShape" mc:Ignorable="w14 w15 w16se w16cid w16 w16cex w16sdtdh w16sdtfl w16du wp14">
+<w:document xmlns:wpc="http://schemas.microsoft.com/office/word/2010/wordprocessingCanvas" xmlns:cx="http://schemas.microsoft.com/office/drawing/2014/chartex" xmlns:cx1="http://schemas.microsoft.com/office/drawing/2015/9/8/chartex" xmlns:cx2="http://schemas.microsoft.com/office/drawing/2015/10/21/chartex" xmlns:cx3="http://schemas.microsoft.com/office/drawing/2016/5/9/chartex" xmlns:cx4="http://schemas.microsoft.com/office/drawing/2016/5/10/chartex" xmlns:cx5="http://schemas.microsoft.com/office/drawing/2016/5/11/chartex" xmlns:cx6="http://schemas.microsoft.com/office/drawing/2016/5/12/chartex" xmlns:cx7="http://schemas.microsoft.com/office/drawing/2016/5/13/chartex" xmlns:cx8="http://schemas.microsoft.com/office/drawing/2016/5/14/chartex" xmlns:mc="http://schemas.openxmlformats.org/markup-compatibility/2006" xmlns:aink="http://schemas.microsoft.com/office/drawing/2016/ink" xmlns:am3d="http://schemas.microsoft.com/office/drawing/2017/model3d" xmlns:o="urn:schemas-microsoft-com:office:office" xmlns:oel="http://schemas.microsoft.com/office/2019/extlst" xmlns:r="http://schemas.openxmlformats.org/officeDocument/2006/relationships" xmlns:m="http://schemas.openxmlformats.org/officeDocument/2006/math" xmlns:v="urn:schemas-microsoft-com:vml" xmlns:wp14="http://schemas.microsoft.com/office/word/2010/wordprocessingDrawing" xmlns:wp="http://schemas.openxmlformats.org/drawingml/2006/wordprocessingDrawing" xmlns:w10="urn:schemas-microsoft-com:office:word" xmlns:w="http://schemas.openxmlformats.org/wordprocessingml/2006/main" xmlns:w14="http://schemas.microsoft.com/office/word/2010/wordml" xmlns:w15="http://schemas.microsoft.com/office/word/2012/wordml" xmlns:w16cex="http://schemas.microsoft.com/office/word/2018/wordml/cex" xmlns:w16cid="http://schemas.microsoft.com/office/word/2016/wordml/cid" xmlns:w16="http://schemas.microsoft.com/office/word/2018/wordml" xmlns:w16du="http://schemas.microsoft.com/office/word/2023/wordml/word16du" xmlns:w16sdtdh="http://schemas.microsoft.com/office/word/2020/wordml/sdtdatahash" xmlns:w16sdtfl="http://schemas.microsoft.com/office/word/2024/wordml/sdtformatlock" xmlns:w16se="http://schemas.microsoft.com/office/word/2015/wordml/symex" xmlns:wpg="http://schemas.microsoft.com/office/word/2010/wordprocessingGroup" xmlns:wpi="http://schemas.microsoft.com/office/word/2010/wordprocessingInk" xmlns:wne="http://schemas.microsoft.com/office/word/2006/wordml" xmlns:wps="http://schemas.microsoft.com/office/word/2010/wordprocessingShape" mc:Ignorable="w14 w15 w16se w16cid w16 w16cex w16sdtdh w16sdtfl w16du wp14">
   <w:body>
     <w:p>
       <w:pPr>
@@ -72,8 +72,13 @@
           </w:tcPr>
           <w:p>
             <w:r>
-              <w:t>State/behaviour</w:t>
+              <w:t>State/</w:t>
             </w:r>
+            <w:proofErr w:type="spellStart"/>
+            <w:r>
+              <w:t>behaviour</w:t>
+            </w:r>
+            <w:proofErr w:type="spellEnd"/>
           </w:p>
         </w:tc>
         <w:tc>
@@ -92,25 +97,49 @@
           <w:tcPr>
             <w:tcW w:w="2520" w:type="dxa"/>
           </w:tcPr>
-          <w:p/>
+          <w:p>
+            <w:proofErr w:type="spellStart"/>
+            <w:r>
+              <w:t>Self booking</w:t>
+            </w:r>
+            <w:proofErr w:type="spellEnd"/>
+            <w:r>
+              <w:t xml:space="preserve"> with patients </w:t>
+            </w:r>
+          </w:p>
         </w:tc>
         <w:tc>
           <w:tcPr>
             <w:tcW w:w="2520" w:type="dxa"/>
+            <w:vAlign w:val="center"/>
           </w:tcPr>
-          <w:p/>
+          <w:p>
+            <w:r>
+              <w:t>Appointment</w:t>
+            </w:r>
+          </w:p>
         </w:tc>
         <w:tc>
           <w:tcPr>
             <w:tcW w:w="2520" w:type="dxa"/>
+            <w:vAlign w:val="center"/>
           </w:tcPr>
-          <w:p/>
+          <w:p>
+            <w:r>
+              <w:t>Date and time, status</w:t>
+            </w:r>
+          </w:p>
         </w:tc>
         <w:tc>
           <w:tcPr>
             <w:tcW w:w="2520" w:type="dxa"/>
+            <w:vAlign w:val="center"/>
           </w:tcPr>
-          <w:p/>
+          <w:p>
+            <w:r>
+              <w:t>Keep</w:t>
+            </w:r>
+          </w:p>
         </w:tc>
       </w:tr>
       <w:tr>
@@ -118,25 +147,50 @@
           <w:tcPr>
             <w:tcW w:w="2520" w:type="dxa"/>
           </w:tcPr>
-          <w:p/>
+          <w:p>
+            <w:r>
+              <w:t xml:space="preserve">Appointment </w:t>
+            </w:r>
+            <w:r>
+              <w:t>tracking the</w:t>
+            </w:r>
+            <w:r>
+              <w:t xml:space="preserve"> status</w:t>
+            </w:r>
+          </w:p>
         </w:tc>
         <w:tc>
           <w:tcPr>
             <w:tcW w:w="2520" w:type="dxa"/>
+            <w:vAlign w:val="center"/>
           </w:tcPr>
-          <w:p/>
+          <w:p>
+            <w:r>
+              <w:t>Appointment</w:t>
+            </w:r>
+          </w:p>
         </w:tc>
         <w:tc>
           <w:tcPr>
             <w:tcW w:w="2520" w:type="dxa"/>
+            <w:vAlign w:val="center"/>
           </w:tcPr>
-          <w:p/>
+          <w:p>
+            <w:r>
+              <w:t>status</w:t>
+            </w:r>
+          </w:p>
         </w:tc>
         <w:tc>
           <w:tcPr>
             <w:tcW w:w="2520" w:type="dxa"/>
+            <w:vAlign w:val="center"/>
           </w:tcPr>
-          <w:p/>
+          <w:p>
+            <w:r>
+              <w:t>Keep</w:t>
+            </w:r>
+          </w:p>
         </w:tc>
       </w:tr>
       <w:tr>
@@ -144,25 +198,44 @@
           <w:tcPr>
             <w:tcW w:w="2520" w:type="dxa"/>
           </w:tcPr>
-          <w:p/>
+          <w:p>
+            <w:r>
+              <w:t>Patient details must be stored</w:t>
+            </w:r>
+          </w:p>
         </w:tc>
         <w:tc>
           <w:tcPr>
             <w:tcW w:w="2520" w:type="dxa"/>
+            <w:vAlign w:val="center"/>
           </w:tcPr>
-          <w:p/>
+          <w:p>
+            <w:r>
+              <w:t>Patient</w:t>
+            </w:r>
+          </w:p>
         </w:tc>
         <w:tc>
           <w:tcPr>
             <w:tcW w:w="2520" w:type="dxa"/>
+            <w:vAlign w:val="center"/>
           </w:tcPr>
-          <w:p/>
+          <w:p>
+            <w:r>
+              <w:t>Name, Contact-details, patient-info</w:t>
+            </w:r>
+          </w:p>
         </w:tc>
         <w:tc>
           <w:tcPr>
             <w:tcW w:w="2520" w:type="dxa"/>
+            <w:vAlign w:val="center"/>
           </w:tcPr>
-          <w:p/>
+          <w:p>
+            <w:r>
+              <w:t>Keep</w:t>
+            </w:r>
+          </w:p>
         </w:tc>
       </w:tr>
       <w:tr>
@@ -170,25 +243,47 @@
           <w:tcPr>
             <w:tcW w:w="2520" w:type="dxa"/>
           </w:tcPr>
-          <w:p/>
+          <w:p>
+            <w:r>
+              <w:t>Appointment cancell</w:t>
+            </w:r>
+            <w:r>
+              <w:t xml:space="preserve">ation </w:t>
+            </w:r>
+          </w:p>
         </w:tc>
         <w:tc>
           <w:tcPr>
             <w:tcW w:w="2520" w:type="dxa"/>
+            <w:vAlign w:val="center"/>
           </w:tcPr>
-          <w:p/>
+          <w:p>
+            <w:r>
+              <w:t>Appointment</w:t>
+            </w:r>
+          </w:p>
         </w:tc>
         <w:tc>
           <w:tcPr>
             <w:tcW w:w="2520" w:type="dxa"/>
+            <w:vAlign w:val="center"/>
           </w:tcPr>
-          <w:p/>
+          <w:p>
+            <w:r>
+              <w:t>Cancel-reason</w:t>
+            </w:r>
+          </w:p>
         </w:tc>
         <w:tc>
           <w:tcPr>
             <w:tcW w:w="2520" w:type="dxa"/>
+            <w:vAlign w:val="center"/>
           </w:tcPr>
-          <w:p/>
+          <w:p>
+            <w:r>
+              <w:t>Keep</w:t>
+            </w:r>
+          </w:p>
         </w:tc>
       </w:tr>
       <w:tr>
@@ -196,25 +291,44 @@
           <w:tcPr>
             <w:tcW w:w="2520" w:type="dxa"/>
           </w:tcPr>
-          <w:p/>
+          <w:p>
+            <w:r>
+              <w:t>Practitioners must be stored</w:t>
+            </w:r>
+          </w:p>
         </w:tc>
         <w:tc>
           <w:tcPr>
             <w:tcW w:w="2520" w:type="dxa"/>
+            <w:vAlign w:val="center"/>
           </w:tcPr>
-          <w:p/>
+          <w:p>
+            <w:r>
+              <w:t>Practitioner</w:t>
+            </w:r>
+          </w:p>
         </w:tc>
         <w:tc>
           <w:tcPr>
             <w:tcW w:w="2520" w:type="dxa"/>
+            <w:vAlign w:val="center"/>
           </w:tcPr>
-          <w:p/>
+          <w:p>
+            <w:r>
+              <w:t>name, specialty</w:t>
+            </w:r>
+          </w:p>
         </w:tc>
         <w:tc>
           <w:tcPr>
             <w:tcW w:w="2520" w:type="dxa"/>
+            <w:vAlign w:val="center"/>
           </w:tcPr>
-          <w:p/>
+          <w:p>
+            <w:r>
+              <w:t>Keep</w:t>
+            </w:r>
+          </w:p>
         </w:tc>
       </w:tr>
       <w:tr>
@@ -222,25 +336,52 @@
           <w:tcPr>
             <w:tcW w:w="2520" w:type="dxa"/>
           </w:tcPr>
-          <w:p/>
+          <w:p>
+            <w:r>
+              <w:t xml:space="preserve">No </w:t>
+            </w:r>
+            <w:r>
+              <w:t>required</w:t>
+            </w:r>
+            <w:r>
+              <w:t xml:space="preserve"> notifications</w:t>
+            </w:r>
+          </w:p>
         </w:tc>
         <w:tc>
           <w:tcPr>
             <w:tcW w:w="2520" w:type="dxa"/>
+            <w:vAlign w:val="center"/>
           </w:tcPr>
-          <w:p/>
+          <w:p>
+            <w:proofErr w:type="spellStart"/>
+            <w:r>
+              <w:t>NotificationManager</w:t>
+            </w:r>
+            <w:proofErr w:type="spellEnd"/>
+          </w:p>
         </w:tc>
         <w:tc>
           <w:tcPr>
             <w:tcW w:w="2520" w:type="dxa"/>
+            <w:vAlign w:val="center"/>
           </w:tcPr>
-          <w:p/>
+          <w:p>
+            <w:r>
+              <w:t>none</w:t>
+            </w:r>
+          </w:p>
         </w:tc>
         <w:tc>
           <w:tcPr>
             <w:tcW w:w="2520" w:type="dxa"/>
+            <w:vAlign w:val="center"/>
           </w:tcPr>
-          <w:p/>
+          <w:p>
+            <w:r>
+              <w:t>Reject</w:t>
+            </w:r>
+          </w:p>
         </w:tc>
       </w:tr>
       <w:tr>
@@ -248,103 +389,44 @@
           <w:tcPr>
             <w:tcW w:w="2520" w:type="dxa"/>
           </w:tcPr>
-          <w:p/>
+          <w:p>
+            <w:r>
+              <w:t>Clinic manages practitioners</w:t>
+            </w:r>
+          </w:p>
         </w:tc>
         <w:tc>
           <w:tcPr>
             <w:tcW w:w="2520" w:type="dxa"/>
+            <w:vAlign w:val="center"/>
           </w:tcPr>
-          <w:p/>
+          <w:p>
+            <w:r>
+              <w:t>Clinic</w:t>
+            </w:r>
+          </w:p>
         </w:tc>
         <w:tc>
           <w:tcPr>
             <w:tcW w:w="2520" w:type="dxa"/>
+            <w:vAlign w:val="center"/>
           </w:tcPr>
-          <w:p/>
+          <w:p>
+            <w:r>
+              <w:t>practitioner list</w:t>
+            </w:r>
+          </w:p>
         </w:tc>
         <w:tc>
           <w:tcPr>
             <w:tcW w:w="2520" w:type="dxa"/>
+            <w:vAlign w:val="center"/>
           </w:tcPr>
-          <w:p/>
-        </w:tc>
-      </w:tr>
-      <w:tr>
-        <w:tc>
-          <w:tcPr>
-            <w:tcW w:w="2520" w:type="dxa"/>
-          </w:tcPr>
-          <w:p/>
-        </w:tc>
-        <w:tc>
-          <w:tcPr>
-            <w:tcW w:w="2520" w:type="dxa"/>
-          </w:tcPr>
-          <w:p/>
-        </w:tc>
-        <w:tc>
-          <w:tcPr>
-            <w:tcW w:w="2520" w:type="dxa"/>
-          </w:tcPr>
-          <w:p/>
-        </w:tc>
-        <w:tc>
-          <w:tcPr>
-            <w:tcW w:w="2520" w:type="dxa"/>
-          </w:tcPr>
-          <w:p/>
-        </w:tc>
-      </w:tr>
-      <w:tr>
-        <w:tc>
-          <w:tcPr>
-            <w:tcW w:w="2520" w:type="dxa"/>
-          </w:tcPr>
-          <w:p/>
-        </w:tc>
-        <w:tc>
-          <w:tcPr>
-            <w:tcW w:w="2520" w:type="dxa"/>
-          </w:tcPr>
-          <w:p/>
-        </w:tc>
-        <w:tc>
-          <w:tcPr>
-            <w:tcW w:w="2520" w:type="dxa"/>
-          </w:tcPr>
-          <w:p/>
-        </w:tc>
-        <w:tc>
-          <w:tcPr>
-            <w:tcW w:w="2520" w:type="dxa"/>
-          </w:tcPr>
-          <w:p/>
-        </w:tc>
-      </w:tr>
-      <w:tr>
-        <w:tc>
-          <w:tcPr>
-            <w:tcW w:w="2520" w:type="dxa"/>
-          </w:tcPr>
-          <w:p/>
-        </w:tc>
-        <w:tc>
-          <w:tcPr>
-            <w:tcW w:w="2520" w:type="dxa"/>
-          </w:tcPr>
-          <w:p/>
-        </w:tc>
-        <w:tc>
-          <w:tcPr>
-            <w:tcW w:w="2520" w:type="dxa"/>
-          </w:tcPr>
-          <w:p/>
-        </w:tc>
-        <w:tc>
-          <w:tcPr>
-            <w:tcW w:w="2520" w:type="dxa"/>
-          </w:tcPr>
-          <w:p/>
+          <w:p>
+            <w:r>
+              <w:t>Keep</w:t>
+            </w:r>
+          </w:p>
         </w:tc>
       </w:tr>
     </w:tbl>
@@ -401,13 +483,29 @@
           <w:tcPr>
             <w:tcW w:w="5040" w:type="dxa"/>
           </w:tcPr>
-          <w:p/>
+          <w:p>
+            <w:r>
+              <w:t xml:space="preserve">Keep personal information </w:t>
+            </w:r>
+            <w:proofErr w:type="spellStart"/>
+            <w:r>
+              <w:t>organised</w:t>
+            </w:r>
+            <w:proofErr w:type="spellEnd"/>
+            <w:r>
+              <w:t xml:space="preserve"> and easily accessible.</w:t>
+            </w:r>
+          </w:p>
         </w:tc>
         <w:tc>
           <w:tcPr>
             <w:tcW w:w="5040" w:type="dxa"/>
           </w:tcPr>
-          <w:p/>
+          <w:p>
+            <w:r>
+              <w:t xml:space="preserve">Clinic </w:t>
+            </w:r>
+          </w:p>
         </w:tc>
       </w:tr>
       <w:tr>
@@ -415,13 +513,28 @@
           <w:tcPr>
             <w:tcW w:w="5040" w:type="dxa"/>
           </w:tcPr>
-          <w:p/>
+          <w:p>
+            <w:r>
+              <w:br/>
+              <w:t xml:space="preserve">Keep track of appointments because </w:t>
+            </w:r>
+            <w:r>
+              <w:t>humanity can</w:t>
+            </w:r>
+            <w:r>
+              <w:t xml:space="preserve"> forget things.</w:t>
+            </w:r>
+          </w:p>
         </w:tc>
         <w:tc>
           <w:tcPr>
             <w:tcW w:w="5040" w:type="dxa"/>
           </w:tcPr>
-          <w:p/>
+          <w:p>
+            <w:r>
+              <w:t xml:space="preserve">Appointment </w:t>
+            </w:r>
+          </w:p>
         </w:tc>
       </w:tr>
     </w:tbl>
@@ -470,13 +583,29 @@
           <w:tcPr>
             <w:tcW w:w="5040" w:type="dxa"/>
           </w:tcPr>
-          <w:p/>
+          <w:p>
+            <w:r>
+              <w:t xml:space="preserve">Preserve the practitioner's identification and </w:t>
+            </w:r>
+            <w:proofErr w:type="spellStart"/>
+            <w:r>
+              <w:t>speciality</w:t>
+            </w:r>
+            <w:proofErr w:type="spellEnd"/>
+            <w:r>
+              <w:t xml:space="preserve"> clinic</w:t>
+            </w:r>
+          </w:p>
         </w:tc>
         <w:tc>
           <w:tcPr>
             <w:tcW w:w="5040" w:type="dxa"/>
           </w:tcPr>
-          <w:p/>
+          <w:p>
+            <w:r>
+              <w:t xml:space="preserve">Clinic </w:t>
+            </w:r>
+          </w:p>
         </w:tc>
       </w:tr>
       <w:tr>
@@ -484,13 +613,22 @@
           <w:tcPr>
             <w:tcW w:w="5040" w:type="dxa"/>
           </w:tcPr>
-          <w:p/>
+          <w:p>
+            <w:r>
+              <w:br/>
+              <w:t>Make yourself available and show up for appointments.</w:t>
+            </w:r>
+          </w:p>
         </w:tc>
         <w:tc>
           <w:tcPr>
             <w:tcW w:w="5040" w:type="dxa"/>
           </w:tcPr>
-          <w:p/>
+          <w:p>
+            <w:r>
+              <w:t>Appointment</w:t>
+            </w:r>
+          </w:p>
         </w:tc>
       </w:tr>
     </w:tbl>
@@ -539,13 +677,24 @@
           <w:tcPr>
             <w:tcW w:w="5040" w:type="dxa"/>
           </w:tcPr>
-          <w:p/>
+          <w:p>
+            <w:r>
+              <w:t>Connect the patient and the practitioner at a designated tim</w:t>
+            </w:r>
+            <w:r>
+              <w:t>e</w:t>
+            </w:r>
+          </w:p>
         </w:tc>
         <w:tc>
           <w:tcPr>
             <w:tcW w:w="5040" w:type="dxa"/>
           </w:tcPr>
-          <w:p/>
+          <w:p>
+            <w:r>
+              <w:t>Patient, Practitioner</w:t>
+            </w:r>
+          </w:p>
         </w:tc>
       </w:tr>
       <w:tr>
@@ -553,13 +702,21 @@
           <w:tcPr>
             <w:tcW w:w="5040" w:type="dxa"/>
           </w:tcPr>
-          <w:p/>
+          <w:p>
+            <w:r>
+              <w:t>monitor the patient's and practitioner's condition, cancellations, and timing</w:t>
+            </w:r>
+          </w:p>
         </w:tc>
         <w:tc>
           <w:tcPr>
             <w:tcW w:w="5040" w:type="dxa"/>
           </w:tcPr>
-          <w:p/>
+          <w:p>
+            <w:r>
+              <w:t xml:space="preserve">Clinic </w:t>
+            </w:r>
+          </w:p>
         </w:tc>
       </w:tr>
     </w:tbl>
@@ -607,28 +764,58 @@
         <w:tc>
           <w:tcPr>
             <w:tcW w:w="5040" w:type="dxa"/>
+            <w:vAlign w:val="center"/>
           </w:tcPr>
-          <w:p/>
+          <w:p>
+            <w:r>
+              <w:lastRenderedPageBreak/>
+              <w:t>Manage practitioners and appointments</w:t>
+            </w:r>
+          </w:p>
         </w:tc>
         <w:tc>
           <w:tcPr>
             <w:tcW w:w="5040" w:type="dxa"/>
+            <w:vAlign w:val="center"/>
           </w:tcPr>
-          <w:p/>
+          <w:p>
+            <w:r>
+              <w:t>Practitioner, App</w:t>
+            </w:r>
+            <w:r>
+              <w:t>t</w:t>
+            </w:r>
+          </w:p>
         </w:tc>
       </w:tr>
       <w:tr>
         <w:tc>
           <w:tcPr>
             <w:tcW w:w="5040" w:type="dxa"/>
+            <w:vAlign w:val="center"/>
           </w:tcPr>
-          <w:p/>
+          <w:p>
+            <w:r>
+              <w:t>Provid</w:t>
+            </w:r>
+            <w:r>
+              <w:t xml:space="preserve">ing a home page </w:t>
+            </w:r>
+            <w:r>
+              <w:t>scheduling</w:t>
+            </w:r>
+          </w:p>
         </w:tc>
         <w:tc>
           <w:tcPr>
             <w:tcW w:w="5040" w:type="dxa"/>
+            <w:vAlign w:val="center"/>
           </w:tcPr>
-          <w:p/>
+          <w:p>
+            <w:r>
+              <w:t xml:space="preserve">Patient </w:t>
+            </w:r>
+          </w:p>
         </w:tc>
       </w:tr>
     </w:tbl>
@@ -645,6 +832,49 @@
         <w:t>Insert/draw UML here. Include defensible relationships and multiplicities.</w:t>
       </w:r>
     </w:p>
+    <w:p/>
+    <w:p>
+      <w:r>
+        <w:t>Patient</w:t>
+      </w:r>
+      <w:r>
+        <w:t xml:space="preserve">: </w:t>
+      </w:r>
+      <w:r>
+        <w:t>name</w:t>
+      </w:r>
+      <w:r>
+        <w:t xml:space="preserve">, </w:t>
+      </w:r>
+      <w:proofErr w:type="spellStart"/>
+      <w:r>
+        <w:t>contactDetails</w:t>
+      </w:r>
+      <w:proofErr w:type="spellEnd"/>
+    </w:p>
+    <w:p>
+      <w:r>
+        <w:t>Practitioner</w:t>
+      </w:r>
+      <w:r>
+        <w:t xml:space="preserve">: </w:t>
+      </w:r>
+      <w:r>
+        <w:t>name</w:t>
+      </w:r>
+      <w:r>
+        <w:t xml:space="preserve">, </w:t>
+      </w:r>
+      <w:r>
+        <w:t>specialty</w:t>
+      </w:r>
+      <w:r>
+        <w:t xml:space="preserve">, and </w:t>
+      </w:r>
+      <w:r>
+        <w:t>availability</w:t>
+      </w:r>
+    </w:p>
     <w:p>
       <w:pPr>
         <w:pStyle w:val="Heading1"/>
@@ -658,12 +888,52 @@
         <w:t>Explain class selection, responsibility allocation and key relationships.</w:t>
       </w:r>
     </w:p>
+    <w:p/>
+    <w:p>
+      <w:pPr>
+        <w:rPr>
+          <w:lang w:val="en-AU"/>
+        </w:rPr>
+      </w:pPr>
+      <w:r>
+        <w:rPr>
+          <w:lang w:val="en-AU"/>
+        </w:rPr>
+        <w:t>Instead of choosing technical classes, I chose ones that effectively illustrate domain concepts. Patients, doctors, appointments, and the clinic itself are all discussed in the SmartCare case study, therefore those became the foundation of the model. Every class is given tasks that make sense in the real world: appointments manage scheduling, patients maintain their personal information, practitioners oversee availability, and the clinic connects everything.</w:t>
+      </w:r>
+      <w:r>
+        <w:rPr>
+          <w:lang w:val="en-AU"/>
+        </w:rPr>
+        <w:br/>
+      </w:r>
+      <w:r>
+        <w:rPr>
+          <w:lang w:val="en-AU"/>
+        </w:rPr>
+        <w:br/>
+        <w:t>Relationships make sense in the healthcare industry: a patient may have multiple appointments, a practitioner may attend multiple appointments, and the clinic compiles all of this information. Since none of the notions are "types" of one another—an appointment is unquestionably not a kind of patient—no inheritance was employed.</w:t>
+      </w:r>
+      <w:r>
+        <w:rPr>
+          <w:lang w:val="en-AU"/>
+        </w:rPr>
+        <w:br/>
+      </w:r>
+      <w:r>
+        <w:rPr>
+          <w:lang w:val="en-AU"/>
+        </w:rPr>
+        <w:br/>
+        <w:t>Overall, the design avoids over-engineering and remains straightforward and tidy.</w:t>
+      </w:r>
+    </w:p>
+    <w:p/>
     <w:p>
       <w:pPr>
         <w:pStyle w:val="Heading1"/>
       </w:pPr>
       <w:r>
-        <w:lastRenderedPageBreak/>
         <w:t>AI Design Review Record</w:t>
       </w:r>
     </w:p>
@@ -674,7 +944,7 @@
         <w:tblLook w:val="04A0" w:firstRow="1" w:lastRow="0" w:firstColumn="1" w:lastColumn="0" w:noHBand="0" w:noVBand="1"/>
       </w:tblPr>
       <w:tblGrid>
-        <w:gridCol w:w="2016"/>
+        <w:gridCol w:w="2186"/>
         <w:gridCol w:w="2016"/>
         <w:gridCol w:w="2016"/>
         <w:gridCol w:w="2016"/>
@@ -736,160 +1006,321 @@
         <w:tc>
           <w:tcPr>
             <w:tcW w:w="2016" w:type="dxa"/>
+            <w:vAlign w:val="center"/>
           </w:tcPr>
-          <w:p/>
+          <w:p>
+            <w:proofErr w:type="spellStart"/>
+            <w:r>
+              <w:t>PatientManager</w:t>
+            </w:r>
+            <w:proofErr w:type="spellEnd"/>
+          </w:p>
         </w:tc>
         <w:tc>
           <w:tcPr>
             <w:tcW w:w="2016" w:type="dxa"/>
+            <w:vAlign w:val="center"/>
           </w:tcPr>
-          <w:p/>
+          <w:p>
+            <w:r>
+              <w:t>No requirement mentions “managing” patients</w:t>
+            </w:r>
+          </w:p>
         </w:tc>
         <w:tc>
           <w:tcPr>
             <w:tcW w:w="2016" w:type="dxa"/>
+            <w:vAlign w:val="center"/>
           </w:tcPr>
-          <w:p/>
+          <w:p>
+            <w:r>
+              <w:t>Reject</w:t>
+            </w:r>
+          </w:p>
         </w:tc>
         <w:tc>
           <w:tcPr>
             <w:tcW w:w="2016" w:type="dxa"/>
+            <w:vAlign w:val="center"/>
           </w:tcPr>
-          <w:p/>
+          <w:p>
+            <w:r>
+              <w:t>Over</w:t>
+            </w:r>
+            <w:r>
+              <w:noBreakHyphen/>
+              <w:t>engineering; domain model ≠ controller layer</w:t>
+            </w:r>
+          </w:p>
         </w:tc>
         <w:tc>
           <w:tcPr>
             <w:tcW w:w="2016" w:type="dxa"/>
+            <w:vAlign w:val="center"/>
           </w:tcPr>
-          <w:p/>
+          <w:p>
+            <w:r>
+              <w:t>None</w:t>
+            </w:r>
+          </w:p>
         </w:tc>
       </w:tr>
       <w:tr>
         <w:tc>
           <w:tcPr>
             <w:tcW w:w="2016" w:type="dxa"/>
+            <w:vAlign w:val="center"/>
           </w:tcPr>
-          <w:p/>
+          <w:p>
+            <w:proofErr w:type="spellStart"/>
+            <w:r>
+              <w:t>AppointmentManager</w:t>
+            </w:r>
+            <w:proofErr w:type="spellEnd"/>
+          </w:p>
         </w:tc>
         <w:tc>
           <w:tcPr>
             <w:tcW w:w="2016" w:type="dxa"/>
+            <w:vAlign w:val="center"/>
           </w:tcPr>
-          <w:p/>
+          <w:p>
+            <w:r>
+              <w:t xml:space="preserve">Appointment </w:t>
+            </w:r>
+            <w:proofErr w:type="spellStart"/>
+            <w:r>
+              <w:t>behaviour</w:t>
+            </w:r>
+            <w:proofErr w:type="spellEnd"/>
+            <w:r>
+              <w:t xml:space="preserve"> is already defined</w:t>
+            </w:r>
+          </w:p>
         </w:tc>
         <w:tc>
           <w:tcPr>
             <w:tcW w:w="2016" w:type="dxa"/>
+            <w:vAlign w:val="center"/>
           </w:tcPr>
-          <w:p/>
+          <w:p>
+            <w:r>
+              <w:t>Modify</w:t>
+            </w:r>
+          </w:p>
         </w:tc>
         <w:tc>
           <w:tcPr>
             <w:tcW w:w="2016" w:type="dxa"/>
+            <w:vAlign w:val="center"/>
           </w:tcPr>
-          <w:p/>
+          <w:p>
+            <w:r>
+              <w:t>Some ideas useful but belong inside Appointment</w:t>
+            </w:r>
+          </w:p>
         </w:tc>
         <w:tc>
           <w:tcPr>
             <w:tcW w:w="2016" w:type="dxa"/>
+            <w:vAlign w:val="center"/>
           </w:tcPr>
-          <w:p/>
+          <w:p>
+            <w:r>
+              <w:t>Added methods to Appointment</w:t>
+            </w:r>
+          </w:p>
         </w:tc>
       </w:tr>
       <w:tr>
         <w:tc>
           <w:tcPr>
             <w:tcW w:w="2016" w:type="dxa"/>
+            <w:vAlign w:val="center"/>
           </w:tcPr>
-          <w:p/>
+          <w:p>
+            <w:proofErr w:type="spellStart"/>
+            <w:r>
+              <w:t>ClinicController</w:t>
+            </w:r>
+            <w:proofErr w:type="spellEnd"/>
+          </w:p>
         </w:tc>
         <w:tc>
           <w:tcPr>
             <w:tcW w:w="2016" w:type="dxa"/>
+            <w:vAlign w:val="center"/>
           </w:tcPr>
-          <w:p/>
+          <w:p>
+            <w:r>
+              <w:t>No controller requirement in SmartCare</w:t>
+            </w:r>
+          </w:p>
         </w:tc>
         <w:tc>
           <w:tcPr>
             <w:tcW w:w="2016" w:type="dxa"/>
+            <w:vAlign w:val="center"/>
           </w:tcPr>
-          <w:p/>
+          <w:p>
+            <w:r>
+              <w:t>Reject</w:t>
+            </w:r>
+          </w:p>
         </w:tc>
         <w:tc>
           <w:tcPr>
             <w:tcW w:w="2016" w:type="dxa"/>
+            <w:vAlign w:val="center"/>
           </w:tcPr>
-          <w:p/>
+          <w:p>
+            <w:r>
+              <w:t>Controllers belong in application layer</w:t>
+            </w:r>
+          </w:p>
         </w:tc>
         <w:tc>
           <w:tcPr>
             <w:tcW w:w="2016" w:type="dxa"/>
+            <w:vAlign w:val="center"/>
           </w:tcPr>
-          <w:p/>
+          <w:p>
+            <w:r>
+              <w:t>None</w:t>
+            </w:r>
+          </w:p>
         </w:tc>
       </w:tr>
       <w:tr>
         <w:tc>
           <w:tcPr>
             <w:tcW w:w="2016" w:type="dxa"/>
+            <w:vAlign w:val="center"/>
           </w:tcPr>
-          <w:p/>
+          <w:p>
+            <w:proofErr w:type="spellStart"/>
+            <w:r>
+              <w:t>NotificationManager</w:t>
+            </w:r>
+            <w:proofErr w:type="spellEnd"/>
+          </w:p>
         </w:tc>
         <w:tc>
           <w:tcPr>
             <w:tcW w:w="2016" w:type="dxa"/>
+            <w:vAlign w:val="center"/>
           </w:tcPr>
-          <w:p/>
+          <w:p>
+            <w:r>
+              <w:t>Requirements never mention notifications</w:t>
+            </w:r>
+          </w:p>
         </w:tc>
         <w:tc>
           <w:tcPr>
             <w:tcW w:w="2016" w:type="dxa"/>
+            <w:vAlign w:val="center"/>
           </w:tcPr>
-          <w:p/>
+          <w:p>
+            <w:r>
+              <w:t>Reject</w:t>
+            </w:r>
+          </w:p>
         </w:tc>
         <w:tc>
           <w:tcPr>
             <w:tcW w:w="2016" w:type="dxa"/>
+            <w:vAlign w:val="center"/>
           </w:tcPr>
-          <w:p/>
+          <w:p>
+            <w:r>
+              <w:t>Out of scope</w:t>
+            </w:r>
+          </w:p>
         </w:tc>
         <w:tc>
           <w:tcPr>
             <w:tcW w:w="2016" w:type="dxa"/>
+            <w:vAlign w:val="center"/>
           </w:tcPr>
-          <w:p/>
+          <w:p>
+            <w:r>
+              <w:t>None</w:t>
+            </w:r>
+          </w:p>
         </w:tc>
       </w:tr>
       <w:tr>
         <w:tc>
           <w:tcPr>
             <w:tcW w:w="2016" w:type="dxa"/>
+            <w:vAlign w:val="center"/>
           </w:tcPr>
-          <w:p/>
+          <w:p>
+            <w:proofErr w:type="spellStart"/>
+            <w:r>
+              <w:t>PatientManager</w:t>
+            </w:r>
+            <w:proofErr w:type="spellEnd"/>
+          </w:p>
         </w:tc>
         <w:tc>
           <w:tcPr>
             <w:tcW w:w="2016" w:type="dxa"/>
+            <w:vAlign w:val="center"/>
           </w:tcPr>
-          <w:p/>
+          <w:p>
+            <w:r>
+              <w:t xml:space="preserve">No requirement mentions </w:t>
+            </w:r>
+            <w:r>
+              <w:lastRenderedPageBreak/>
+              <w:t>“managing” patients</w:t>
+            </w:r>
+          </w:p>
         </w:tc>
         <w:tc>
           <w:tcPr>
             <w:tcW w:w="2016" w:type="dxa"/>
+            <w:vAlign w:val="center"/>
           </w:tcPr>
-          <w:p/>
+          <w:p>
+            <w:r>
+              <w:lastRenderedPageBreak/>
+              <w:t>Reject</w:t>
+            </w:r>
+          </w:p>
         </w:tc>
         <w:tc>
           <w:tcPr>
             <w:tcW w:w="2016" w:type="dxa"/>
+            <w:vAlign w:val="center"/>
           </w:tcPr>
-          <w:p/>
+          <w:p>
+            <w:r>
+              <w:t>Over</w:t>
+            </w:r>
+            <w:r>
+              <w:noBreakHyphen/>
+              <w:t xml:space="preserve">engineering; domain model ≠ </w:t>
+            </w:r>
+            <w:r>
+              <w:lastRenderedPageBreak/>
+              <w:t>controller layer</w:t>
+            </w:r>
+          </w:p>
         </w:tc>
         <w:tc>
           <w:tcPr>
             <w:tcW w:w="2016" w:type="dxa"/>
+            <w:vAlign w:val="center"/>
           </w:tcPr>
-          <w:p/>
+          <w:p>
+            <w:r>
+              <w:lastRenderedPageBreak/>
+              <w:t>None</w:t>
+            </w:r>
+          </w:p>
         </w:tc>
       </w:tr>
     </w:tbl>
@@ -905,7 +1336,7 @@
 </file>
 
 <file path=word/numbering.xml><?xml version="1.0" encoding="utf-8"?>
-<w:numbering xmlns:wpc="http://schemas.microsoft.com/office/word/2010/wordprocessingCanvas" xmlns:cx="http://schemas.microsoft.com/office/drawing/2014/chartex" xmlns:cx1="http://schemas.microsoft.com/office/drawing/2015/9/8/chartex" xmlns:cx2="http://schemas.microsoft.com/office/drawing/2015/10/21/chartex" xmlns:cx3="http://schemas.microsoft.com/office/drawing/2016/5/9/chartex" xmlns:cx4="http://schemas.microsoft.com/office/drawing/2016/5/10/chartex" xmlns:cx5="http://schemas.microsoft.com/office/drawing/2016/5/11/chartex" xmlns:cx6="http://schemas.microsoft.com/office/drawing/2016/5/12/chartex" xmlns:cx7="http://schemas.microsoft.com/office/drawing/2016/5/13/chartex" xmlns:cx8="http://schemas.microsoft.com/office/drawing/2016/5/14/chartex" xmlns:mc="http://schemas.openxmlformats.org/markup-compatibility/2006" xmlns:aink="http://schemas.microsoft.com/office/drawing/2016/ink" xmlns:am3d="http://schemas.microsoft.com/office/drawing/2017/model3d" xmlns:o="urn:schemas-microsoft-com:office:office" xmlns:oel="http://schemas.microsoft.com/office/2019/extlst" xmlns:r="http://schemas.openxmlformats.org/officeDocument/2006/relationships" xmlns:m="http://schemas.openxmlformats.org/officeDocument/2006/math" xmlns:v="urn:schemas-microsoft-com:vml" xmlns:wp14="http://schemas.microsoft.com/office/word/2010/wordprocessingDrawing" xmlns:wp="http://schemas.openxmlformats.org/drawingml/2006/wordprocessingDrawing" xmlns:w10="urn:schemas-microsoft-com:office:word" xmlns:w="http://schemas.openxmlformats.org/wordprocessingml/2006/main" xmlns:w14="http://schemas.microsoft.com/office/word/2010/wordml" xmlns:w15="http://schemas.microsoft.com/office/word/2012/wordml" xmlns:w16cei="http://schemas.microsoft.com/office/word/2026/wordml/cei" xmlns:w16cex="http://schemas.microsoft.com/office/word/2018/wordml/cex" xmlns:w16cid="http://schemas.microsoft.com/office/word/2016/wordml/cid" xmlns:w16="http://schemas.microsoft.com/office/word/2018/wordml" xmlns:w16du="http://schemas.microsoft.com/office/word/2023/wordml/word16du" xmlns:w16sdtdh="http://schemas.microsoft.com/office/word/2020/wordml/sdtdatahash" xmlns:w16sdtfl="http://schemas.microsoft.com/office/word/2024/wordml/sdtformatlock" xmlns:w16se="http://schemas.microsoft.com/office/word/2015/wordml/symex" xmlns:wpg="http://schemas.microsoft.com/office/word/2010/wordprocessingGroup" xmlns:wpi="http://schemas.microsoft.com/office/word/2010/wordprocessingInk" xmlns:wne="http://schemas.microsoft.com/office/word/2006/wordml" xmlns:wps="http://schemas.microsoft.com/office/word/2010/wordprocessingShape" mc:Ignorable="w14 w15 w16se w16cid w16 w16cex w16sdtdh w16sdtfl w16du wp14">
+<w:numbering xmlns:wpc="http://schemas.microsoft.com/office/word/2010/wordprocessingCanvas" xmlns:cx="http://schemas.microsoft.com/office/drawing/2014/chartex" xmlns:cx1="http://schemas.microsoft.com/office/drawing/2015/9/8/chartex" xmlns:cx2="http://schemas.microsoft.com/office/drawing/2015/10/21/chartex" xmlns:cx3="http://schemas.microsoft.com/office/drawing/2016/5/9/chartex" xmlns:cx4="http://schemas.microsoft.com/office/drawing/2016/5/10/chartex" xmlns:cx5="http://schemas.microsoft.com/office/drawing/2016/5/11/chartex" xmlns:cx6="http://schemas.microsoft.com/office/drawing/2016/5/12/chartex" xmlns:cx7="http://schemas.microsoft.com/office/drawing/2016/5/13/chartex" xmlns:cx8="http://schemas.microsoft.com/office/drawing/2016/5/14/chartex" xmlns:mc="http://schemas.openxmlformats.org/markup-compatibility/2006" xmlns:aink="http://schemas.microsoft.com/office/drawing/2016/ink" xmlns:am3d="http://schemas.microsoft.com/office/drawing/2017/model3d" xmlns:o="urn:schemas-microsoft-com:office:office" xmlns:oel="http://schemas.microsoft.com/office/2019/extlst" xmlns:r="http://schemas.openxmlformats.org/officeDocument/2006/relationships" xmlns:m="http://schemas.openxmlformats.org/officeDocument/2006/math" xmlns:v="urn:schemas-microsoft-com:vml" xmlns:wp14="http://schemas.microsoft.com/office/word/2010/wordprocessingDrawing" xmlns:wp="http://schemas.openxmlformats.org/drawingml/2006/wordprocessingDrawing" xmlns:w10="urn:schemas-microsoft-com:office:word" xmlns:w="http://schemas.openxmlformats.org/wordprocessingml/2006/main" xmlns:w14="http://schemas.microsoft.com/office/word/2010/wordml" xmlns:w15="http://schemas.microsoft.com/office/word/2012/wordml" xmlns:w16cex="http://schemas.microsoft.com/office/word/2018/wordml/cex" xmlns:w16cid="http://schemas.microsoft.com/office/word/2016/wordml/cid" xmlns:w16="http://schemas.microsoft.com/office/word/2018/wordml" xmlns:w16du="http://schemas.microsoft.com/office/word/2023/wordml/word16du" xmlns:w16sdtdh="http://schemas.microsoft.com/office/word/2020/wordml/sdtdatahash" xmlns:w16sdtfl="http://schemas.microsoft.com/office/word/2024/wordml/sdtformatlock" xmlns:w16se="http://schemas.microsoft.com/office/word/2015/wordml/symex" xmlns:wpg="http://schemas.microsoft.com/office/word/2010/wordprocessingGroup" xmlns:wpi="http://schemas.microsoft.com/office/word/2010/wordprocessingInk" xmlns:wne="http://schemas.microsoft.com/office/word/2006/wordml" xmlns:wps="http://schemas.microsoft.com/office/word/2010/wordprocessingShape" mc:Ignorable="w14 w15 w16se w16cid w16 w16cex w16sdtdh w16sdtfl w16du wp14">
   <w:abstractNum w:abstractNumId="0" w15:restartNumberingAfterBreak="0">
     <w:nsid w:val="FFFFFF7C"/>
     <w:multiLevelType w:val="singleLevel"/>
@@ -1714,7 +2145,6 @@
   <w:style w:type="character" w:default="1" w:styleId="DefaultParagraphFont">
     <w:name w:val="Default Paragraph Font"/>
     <w:uiPriority w:val="1"/>
-    <w:semiHidden/>
     <w:unhideWhenUsed/>
   </w:style>
   <w:style w:type="table" w:default="1" w:styleId="TableNormal">
